--- a/Gitの仕組みとチーム開発における活用方法.docx
+++ b/Gitの仕組みとチーム開発における活用方法.docx
@@ -554,12 +554,6 @@
       <w:r>
         <w:t>複数人が同じファイルを編集すると、マージ時にコンフリクト（衝突）が発生することがあります。この場合、以下の手順で解消します：</w:t>
       </w:r>
-      <w:r>
-        <w:rPr>
-          <w:rFonts w:ascii="Times New Roman" w:hAnsi="Times New Roman" w:cs="Times New Roman"/>
-        </w:rPr>
-        <w:t>​</w:t>
-      </w:r>
     </w:p>
     <w:p>
       <w:pPr>
@@ -630,7 +624,7 @@
         <w:t>コミット</w:t>
       </w:r>
       <w:r>
-        <w:t>：git commit -m "Resolve merge conflict"。</w:t>
+        <w:t>：git commit-m"Resolve merge conflict"。</w:t>
       </w:r>
     </w:p>
     <w:p>
@@ -1962,6 +1956,7 @@
   <w:style w:type="character" w:default="1" w:styleId="a0">
     <w:name w:val="Default Paragraph Font"/>
     <w:uiPriority w:val="1"/>
+    <w:semiHidden/>
     <w:unhideWhenUsed/>
   </w:style>
   <w:style w:type="table" w:default="1" w:styleId="a1">
